--- a/manuscript/index.docx
+++ b/manuscript/index.docx
@@ -23,7 +23,7 @@
         <w:pStyle w:val="Date"/>
       </w:pPr>
       <w:r>
-        <w:t xml:space="preserve">December 13, 2024</w:t>
+        <w:t xml:space="preserve">February 18, 2025</w:t>
       </w:r>
     </w:p>
     <w:bookmarkStart w:id="20" w:name="abstract"/>
